--- a/docs/Маркировка рекламы — Наше дело.docx
+++ b/docs/Маркировка рекламы — Наше дело.docx
@@ -620,6 +620,619 @@
       </w:pPr>
       <w:r>
         <w:t xml:space="preserve">3. Полный перечень уже размещённых баннеров с адресами площадок. То, что висит без токена, маркируется задним числом: креатив регистрируется, erid добавляется на макет или в текст, отчётность подаётся за фактический период размещения.</w:t>
+      </w:r>
+    </w:p>
+    <w:p>
+      <w:pPr>
+        <w:pStyle w:val="Heading1"/>
+        <w:spacing w:after="160" w:before="320"/>
+      </w:pPr>
+      <w:r>
+        <w:t xml:space="preserve">Как заполнять опись и где брать данные</w:t>
+      </w:r>
+    </w:p>
+    <w:p>
+      <w:pPr>
+        <w:spacing w:after="140"/>
+      </w:pPr>
+      <w:r>
+        <w:rPr>
+          <w:b/>
+          <w:bCs/>
+        </w:rPr>
+        <w:t xml:space="preserve">Что за материал. </w:t>
+      </w:r>
+      <w:r>
+        <w:t xml:space="preserve">Короткое описание, по которому вы сами узнаете макет через месяц: «баннер 1080×1080, девушка в каске», «пост о старте набора от 23 июля». Брать у того, кто делал креативы, — дизайнер или подрядчик. Если не сохранилось, сгодится скриншот размещения.</w:t>
+      </w:r>
+    </w:p>
+    <w:p>
+      <w:pPr>
+        <w:spacing w:after="140"/>
+      </w:pPr>
+      <w:r>
+        <w:rPr>
+          <w:b/>
+          <w:bCs/>
+        </w:rPr>
+        <w:t xml:space="preserve">Формат. </w:t>
+      </w:r>
+      <w:r>
+        <w:t xml:space="preserve">Картинка — баннер. Запись в сообществе или канале — пост. Ролик — видео. Текст со ссылкой и картинкой внутри статьи — текстово-графический блок.</w:t>
+      </w:r>
+    </w:p>
+    <w:p>
+      <w:pPr>
+        <w:spacing w:after="140"/>
+      </w:pPr>
+      <w:r>
+        <w:rPr>
+          <w:b/>
+          <w:bCs/>
+        </w:rPr>
+        <w:t xml:space="preserve">Площадка. </w:t>
+      </w:r>
+      <w:r>
+        <w:t xml:space="preserve">Прямая ссылка на конкретную публикацию, а не на главную страницу сайта или сообщества. Просить у площадки или подрядчика вместе с отчётом о размещении. Если реклама шла через кабинет (VK Реклама, Яндекс Директ) — укажите кабинет и название кампании.</w:t>
+      </w:r>
+    </w:p>
+    <w:p>
+      <w:pPr>
+        <w:spacing w:after="140"/>
+      </w:pPr>
+      <w:r>
+        <w:rPr>
+          <w:b/>
+          <w:bCs/>
+        </w:rPr>
+        <w:t xml:space="preserve">Период. </w:t>
+      </w:r>
+      <w:r>
+        <w:t xml:space="preserve">Даты начала и окончания показа. Смотреть в договоре, счёте, акте или в статистике рекламного кабинета. Если размещение бессрочное — дата старта и «по настоящее время».</w:t>
+      </w:r>
+    </w:p>
+    <w:p>
+      <w:pPr>
+        <w:spacing w:after="140"/>
+      </w:pPr>
+      <w:r>
+        <w:rPr>
+          <w:b/>
+          <w:bCs/>
+        </w:rPr>
+        <w:t xml:space="preserve">Рекламодатель. </w:t>
+      </w:r>
+      <w:r>
+        <w:t xml:space="preserve">Тот, в чьих интересах размещена реклама и кто за неё платил, — один на каждую строку. Проверять по договору и счёту: платил Фонд — рекламодатель Фонд. Если размещение бесплатное, указывается тот, чью программу продвигает материал.</w:t>
+      </w:r>
+    </w:p>
+    <w:p>
+      <w:pPr>
+        <w:spacing w:after="140"/>
+      </w:pPr>
+      <w:r>
+        <w:rPr>
+          <w:b/>
+          <w:bCs/>
+        </w:rPr>
+        <w:t xml:space="preserve">Платно. </w:t>
+      </w:r>
+      <w:r>
+        <w:t xml:space="preserve">«Да», если есть договор, счёт или акт с площадкой либо блогером. «Нет», если разместили на своей площадке или по дружбе. Уточнять в бухгалтерии. На обязанность маркировать это не влияет, влияет на состав отчётности.</w:t>
+      </w:r>
+    </w:p>
+    <w:p>
+      <w:pPr>
+        <w:spacing w:after="140"/>
+      </w:pPr>
+      <w:r>
+        <w:rPr>
+          <w:b/>
+          <w:bCs/>
+        </w:rPr>
+        <w:t xml:space="preserve">erid. </w:t>
+      </w:r>
+      <w:r>
+        <w:t xml:space="preserve">Оставить пустым — токен появится после регистрации креатива в ОРД. После этого его нужно ещё нанести на сам материал: в тексте поста или прямо на макете, вместе с пометкой «Реклама» и названием рекламодателя.</w:t>
+      </w:r>
+    </w:p>
+    <w:p>
+      <w:pPr>
+        <w:pStyle w:val="Heading2"/>
+        <w:spacing w:after="160" w:before="320"/>
+      </w:pPr>
+      <w:r>
+        <w:t xml:space="preserve">Пример заполненной строки</w:t>
+      </w:r>
+    </w:p>
+    <w:tbl>
+      <w:tblPr>
+        <w:tblW w:type="dxa" w:w="9026"/>
+        <w:tblBorders>
+          <w:top w:val="single" w:color="auto" w:sz="4"/>
+          <w:left w:val="single" w:color="auto" w:sz="4"/>
+          <w:bottom w:val="single" w:color="auto" w:sz="4"/>
+          <w:right w:val="single" w:color="auto" w:sz="4"/>
+          <w:insideH w:val="single" w:color="auto" w:sz="4"/>
+          <w:insideV w:val="single" w:color="auto" w:sz="4"/>
+        </w:tblBorders>
+      </w:tblPr>
+      <w:tblGrid>
+        <w:gridCol w:w="2600"/>
+        <w:gridCol w:w="6426"/>
+      </w:tblGrid>
+      <w:tr>
+        <w:trPr>
+          <w:tblHeader/>
+        </w:trPr>
+        <w:tc>
+          <w:tcPr>
+            <w:tcW w:type="dxa" w:w="2600"/>
+            <w:shd w:fill="F2F2F2" w:color="auto" w:val="clear"/>
+            <w:tcMar>
+              <w:top w:type="dxa" w:w="80"/>
+              <w:left w:type="dxa" w:w="120"/>
+              <w:bottom w:type="dxa" w:w="80"/>
+              <w:right w:type="dxa" w:w="120"/>
+            </w:tcMar>
+          </w:tcPr>
+          <w:p>
+            <w:r>
+              <w:rPr>
+                <w:b/>
+                <w:bCs/>
+                <w:sz w:val="20"/>
+                <w:szCs w:val="20"/>
+              </w:rPr>
+              <w:t xml:space="preserve">Колонка</w:t>
+            </w:r>
+          </w:p>
+        </w:tc>
+        <w:tc>
+          <w:tcPr>
+            <w:tcW w:type="dxa" w:w="6426"/>
+            <w:shd w:fill="F2F2F2" w:color="auto" w:val="clear"/>
+            <w:tcMar>
+              <w:top w:type="dxa" w:w="80"/>
+              <w:left w:type="dxa" w:w="120"/>
+              <w:bottom w:type="dxa" w:w="80"/>
+              <w:right w:type="dxa" w:w="120"/>
+            </w:tcMar>
+          </w:tcPr>
+          <w:p>
+            <w:r>
+              <w:rPr>
+                <w:b/>
+                <w:bCs/>
+                <w:sz w:val="20"/>
+                <w:szCs w:val="20"/>
+              </w:rPr>
+              <w:t xml:space="preserve">Пример</w:t>
+            </w:r>
+          </w:p>
+        </w:tc>
+      </w:tr>
+      <w:tr>
+        <w:trPr>
+          <w:tblHeader w:val="false"/>
+        </w:trPr>
+        <w:tc>
+          <w:tcPr>
+            <w:tcW w:type="dxa" w:w="2600"/>
+            <w:tcMar>
+              <w:top w:type="dxa" w:w="80"/>
+              <w:left w:type="dxa" w:w="120"/>
+              <w:bottom w:type="dxa" w:w="80"/>
+              <w:right w:type="dxa" w:w="120"/>
+            </w:tcMar>
+          </w:tcPr>
+          <w:p>
+            <w:r>
+              <w:rPr>
+                <w:b w:val="false"/>
+                <w:bCs w:val="false"/>
+                <w:sz w:val="20"/>
+                <w:szCs w:val="20"/>
+              </w:rPr>
+              <w:t xml:space="preserve">Что за материал</w:t>
+            </w:r>
+          </w:p>
+        </w:tc>
+        <w:tc>
+          <w:tcPr>
+            <w:tcW w:type="dxa" w:w="6426"/>
+            <w:tcMar>
+              <w:top w:type="dxa" w:w="80"/>
+              <w:left w:type="dxa" w:w="120"/>
+              <w:bottom w:type="dxa" w:w="80"/>
+              <w:right w:type="dxa" w:w="120"/>
+            </w:tcMar>
+          </w:tcPr>
+          <w:p>
+            <w:r>
+              <w:rPr>
+                <w:b w:val="false"/>
+                <w:bCs w:val="false"/>
+                <w:sz w:val="20"/>
+                <w:szCs w:val="20"/>
+              </w:rPr>
+              <w:t xml:space="preserve">Баннер 1080×1080, приглашение на обучение, фото участников</w:t>
+            </w:r>
+          </w:p>
+        </w:tc>
+      </w:tr>
+      <w:tr>
+        <w:trPr>
+          <w:tblHeader w:val="false"/>
+        </w:trPr>
+        <w:tc>
+          <w:tcPr>
+            <w:tcW w:type="dxa" w:w="2600"/>
+            <w:tcMar>
+              <w:top w:type="dxa" w:w="80"/>
+              <w:left w:type="dxa" w:w="120"/>
+              <w:bottom w:type="dxa" w:w="80"/>
+              <w:right w:type="dxa" w:w="120"/>
+            </w:tcMar>
+          </w:tcPr>
+          <w:p>
+            <w:r>
+              <w:rPr>
+                <w:b w:val="false"/>
+                <w:bCs w:val="false"/>
+                <w:sz w:val="20"/>
+                <w:szCs w:val="20"/>
+              </w:rPr>
+              <w:t xml:space="preserve">Формат</w:t>
+            </w:r>
+          </w:p>
+        </w:tc>
+        <w:tc>
+          <w:tcPr>
+            <w:tcW w:type="dxa" w:w="6426"/>
+            <w:tcMar>
+              <w:top w:type="dxa" w:w="80"/>
+              <w:left w:type="dxa" w:w="120"/>
+              <w:bottom w:type="dxa" w:w="80"/>
+              <w:right w:type="dxa" w:w="120"/>
+            </w:tcMar>
+          </w:tcPr>
+          <w:p>
+            <w:r>
+              <w:rPr>
+                <w:b w:val="false"/>
+                <w:bCs w:val="false"/>
+                <w:sz w:val="20"/>
+                <w:szCs w:val="20"/>
+              </w:rPr>
+              <w:t xml:space="preserve">баннер</w:t>
+            </w:r>
+          </w:p>
+        </w:tc>
+      </w:tr>
+      <w:tr>
+        <w:trPr>
+          <w:tblHeader w:val="false"/>
+        </w:trPr>
+        <w:tc>
+          <w:tcPr>
+            <w:tcW w:type="dxa" w:w="2600"/>
+            <w:tcMar>
+              <w:top w:type="dxa" w:w="80"/>
+              <w:left w:type="dxa" w:w="120"/>
+              <w:bottom w:type="dxa" w:w="80"/>
+              <w:right w:type="dxa" w:w="120"/>
+            </w:tcMar>
+          </w:tcPr>
+          <w:p>
+            <w:r>
+              <w:rPr>
+                <w:b w:val="false"/>
+                <w:bCs w:val="false"/>
+                <w:sz w:val="20"/>
+                <w:szCs w:val="20"/>
+              </w:rPr>
+              <w:t xml:space="preserve">Площадка (адрес)</w:t>
+            </w:r>
+          </w:p>
+        </w:tc>
+        <w:tc>
+          <w:tcPr>
+            <w:tcW w:type="dxa" w:w="6426"/>
+            <w:tcMar>
+              <w:top w:type="dxa" w:w="80"/>
+              <w:left w:type="dxa" w:w="120"/>
+              <w:bottom w:type="dxa" w:w="80"/>
+              <w:right w:type="dxa" w:w="120"/>
+            </w:tcMar>
+          </w:tcPr>
+          <w:p>
+            <w:r>
+              <w:rPr>
+                <w:b w:val="false"/>
+                <w:bCs w:val="false"/>
+                <w:sz w:val="20"/>
+                <w:szCs w:val="20"/>
+              </w:rPr>
+              <w:t xml:space="preserve">https://vk.com/moibiz23?w=wall-12345_678</w:t>
+            </w:r>
+          </w:p>
+        </w:tc>
+      </w:tr>
+      <w:tr>
+        <w:trPr>
+          <w:tblHeader w:val="false"/>
+        </w:trPr>
+        <w:tc>
+          <w:tcPr>
+            <w:tcW w:type="dxa" w:w="2600"/>
+            <w:tcMar>
+              <w:top w:type="dxa" w:w="80"/>
+              <w:left w:type="dxa" w:w="120"/>
+              <w:bottom w:type="dxa" w:w="80"/>
+              <w:right w:type="dxa" w:w="120"/>
+            </w:tcMar>
+          </w:tcPr>
+          <w:p>
+            <w:r>
+              <w:rPr>
+                <w:b w:val="false"/>
+                <w:bCs w:val="false"/>
+                <w:sz w:val="20"/>
+                <w:szCs w:val="20"/>
+              </w:rPr>
+              <w:t xml:space="preserve">Период</w:t>
+            </w:r>
+          </w:p>
+        </w:tc>
+        <w:tc>
+          <w:tcPr>
+            <w:tcW w:type="dxa" w:w="6426"/>
+            <w:tcMar>
+              <w:top w:type="dxa" w:w="80"/>
+              <w:left w:type="dxa" w:w="120"/>
+              <w:bottom w:type="dxa" w:w="80"/>
+              <w:right w:type="dxa" w:w="120"/>
+            </w:tcMar>
+          </w:tcPr>
+          <w:p>
+            <w:r>
+              <w:rPr>
+                <w:b w:val="false"/>
+                <w:bCs w:val="false"/>
+                <w:sz w:val="20"/>
+                <w:szCs w:val="20"/>
+              </w:rPr>
+              <w:t xml:space="preserve">21.07.2026 — 30.10.2026</w:t>
+            </w:r>
+          </w:p>
+        </w:tc>
+      </w:tr>
+      <w:tr>
+        <w:trPr>
+          <w:tblHeader w:val="false"/>
+        </w:trPr>
+        <w:tc>
+          <w:tcPr>
+            <w:tcW w:type="dxa" w:w="2600"/>
+            <w:tcMar>
+              <w:top w:type="dxa" w:w="80"/>
+              <w:left w:type="dxa" w:w="120"/>
+              <w:bottom w:type="dxa" w:w="80"/>
+              <w:right w:type="dxa" w:w="120"/>
+            </w:tcMar>
+          </w:tcPr>
+          <w:p>
+            <w:r>
+              <w:rPr>
+                <w:b w:val="false"/>
+                <w:bCs w:val="false"/>
+                <w:sz w:val="20"/>
+                <w:szCs w:val="20"/>
+              </w:rPr>
+              <w:t xml:space="preserve">Рекламодатель</w:t>
+            </w:r>
+          </w:p>
+        </w:tc>
+        <w:tc>
+          <w:tcPr>
+            <w:tcW w:type="dxa" w:w="6426"/>
+            <w:tcMar>
+              <w:top w:type="dxa" w:w="80"/>
+              <w:left w:type="dxa" w:w="120"/>
+              <w:bottom w:type="dxa" w:w="80"/>
+              <w:right w:type="dxa" w:w="120"/>
+            </w:tcMar>
+          </w:tcPr>
+          <w:p>
+            <w:r>
+              <w:rPr>
+                <w:b w:val="false"/>
+                <w:bCs w:val="false"/>
+                <w:sz w:val="20"/>
+                <w:szCs w:val="20"/>
+              </w:rPr>
+              <w:t xml:space="preserve">Фонд развития бизнеса Краснодарского края</w:t>
+            </w:r>
+          </w:p>
+        </w:tc>
+      </w:tr>
+      <w:tr>
+        <w:trPr>
+          <w:tblHeader w:val="false"/>
+        </w:trPr>
+        <w:tc>
+          <w:tcPr>
+            <w:tcW w:type="dxa" w:w="2600"/>
+            <w:tcMar>
+              <w:top w:type="dxa" w:w="80"/>
+              <w:left w:type="dxa" w:w="120"/>
+              <w:bottom w:type="dxa" w:w="80"/>
+              <w:right w:type="dxa" w:w="120"/>
+            </w:tcMar>
+          </w:tcPr>
+          <w:p>
+            <w:r>
+              <w:rPr>
+                <w:b w:val="false"/>
+                <w:bCs w:val="false"/>
+                <w:sz w:val="20"/>
+                <w:szCs w:val="20"/>
+              </w:rPr>
+              <w:t xml:space="preserve">Платно</w:t>
+            </w:r>
+          </w:p>
+        </w:tc>
+        <w:tc>
+          <w:tcPr>
+            <w:tcW w:type="dxa" w:w="6426"/>
+            <w:tcMar>
+              <w:top w:type="dxa" w:w="80"/>
+              <w:left w:type="dxa" w:w="120"/>
+              <w:bottom w:type="dxa" w:w="80"/>
+              <w:right w:type="dxa" w:w="120"/>
+            </w:tcMar>
+          </w:tcPr>
+          <w:p>
+            <w:r>
+              <w:rPr>
+                <w:b w:val="false"/>
+                <w:bCs w:val="false"/>
+                <w:sz w:val="20"/>
+                <w:szCs w:val="20"/>
+              </w:rPr>
+              <w:t xml:space="preserve">нет</w:t>
+            </w:r>
+          </w:p>
+        </w:tc>
+      </w:tr>
+      <w:tr>
+        <w:trPr>
+          <w:tblHeader w:val="false"/>
+        </w:trPr>
+        <w:tc>
+          <w:tcPr>
+            <w:tcW w:type="dxa" w:w="2600"/>
+            <w:tcMar>
+              <w:top w:type="dxa" w:w="80"/>
+              <w:left w:type="dxa" w:w="120"/>
+              <w:bottom w:type="dxa" w:w="80"/>
+              <w:right w:type="dxa" w:w="120"/>
+            </w:tcMar>
+          </w:tcPr>
+          <w:p>
+            <w:r>
+              <w:rPr>
+                <w:b w:val="false"/>
+                <w:bCs w:val="false"/>
+                <w:sz w:val="20"/>
+                <w:szCs w:val="20"/>
+              </w:rPr>
+              <w:t xml:space="preserve">erid</w:t>
+            </w:r>
+          </w:p>
+        </w:tc>
+        <w:tc>
+          <w:tcPr>
+            <w:tcW w:type="dxa" w:w="6426"/>
+            <w:tcMar>
+              <w:top w:type="dxa" w:w="80"/>
+              <w:left w:type="dxa" w:w="120"/>
+              <w:bottom w:type="dxa" w:w="80"/>
+              <w:right w:type="dxa" w:w="120"/>
+            </w:tcMar>
+          </w:tcPr>
+          <w:p>
+            <w:r>
+              <w:rPr>
+                <w:b w:val="false"/>
+                <w:bCs w:val="false"/>
+                <w:sz w:val="20"/>
+                <w:szCs w:val="20"/>
+              </w:rPr>
+              <w:t xml:space="preserve">заполняется после регистрации</w:t>
+            </w:r>
+          </w:p>
+        </w:tc>
+      </w:tr>
+    </w:tbl>
+    <w:p>
+      <w:pPr>
+        <w:spacing w:after="200"/>
+      </w:pPr>
+    </w:p>
+    <w:p>
+      <w:pPr>
+        <w:pStyle w:val="Heading2"/>
+        <w:spacing w:after="160" w:before="320"/>
+      </w:pPr>
+      <w:r>
+        <w:t xml:space="preserve">Что приложить к описи</w:t>
+      </w:r>
+    </w:p>
+    <w:p>
+      <w:pPr>
+        <w:spacing w:after="140"/>
+      </w:pPr>
+      <w:r>
+        <w:t xml:space="preserve">Сами файлы макетов (jpg, png, mp4) и тексты постов.</w:t>
+      </w:r>
+    </w:p>
+    <w:p>
+      <w:pPr>
+        <w:spacing w:after="140"/>
+      </w:pPr>
+      <w:r>
+        <w:t xml:space="preserve">Договоры, счета и акты по платным размещениям.</w:t>
+      </w:r>
+    </w:p>
+    <w:p>
+      <w:pPr>
+        <w:spacing w:after="140"/>
+      </w:pPr>
+      <w:r>
+        <w:t xml:space="preserve">Скриншоты размещений — пригодятся, если публикацию потом удалят.</w:t>
+      </w:r>
+    </w:p>
+    <w:p>
+      <w:pPr>
+        <w:pStyle w:val="Heading2"/>
+        <w:spacing w:after="160" w:before="320"/>
+      </w:pPr>
+      <w:r>
+        <w:t xml:space="preserve">Частые ошибки</w:t>
+      </w:r>
+    </w:p>
+    <w:p>
+      <w:pPr>
+        <w:spacing w:after="140"/>
+      </w:pPr>
+      <w:r>
+        <w:t xml:space="preserve">Ссылка на главную страницу вместо конкретной публикации.</w:t>
+      </w:r>
+    </w:p>
+    <w:p>
+      <w:pPr>
+        <w:spacing w:after="140"/>
+      </w:pPr>
+      <w:r>
+        <w:t xml:space="preserve">Указаны оба рекламодателя сразу — нужно выбрать одного.</w:t>
+      </w:r>
+    </w:p>
+    <w:p>
+      <w:pPr>
+        <w:spacing w:after="140"/>
+      </w:pPr>
+      <w:r>
+        <w:t xml:space="preserve">Токен получен, но не нанесён на сам макет. Регистрации мало: erid должен быть виден в самом материале.</w:t>
+      </w:r>
+    </w:p>
+    <w:p>
+      <w:pPr>
+        <w:spacing w:after="140"/>
+      </w:pPr>
+      <w:r>
+        <w:t xml:space="preserve">Материал сняли с размещения, а отчётность не подали. Отчитываться нужно за фактический период, даже если он уже закончился.</w:t>
       </w:r>
     </w:p>
     <w:p>
